--- a/Graded Project_Prakash_Ramasamy/API & Deployment Package/Healthcare_Insights_Report.docx
+++ b/Graded Project_Prakash_Ramasamy/API & Deployment Package/Healthcare_Insights_Report.docx
@@ -113,7 +113,25 @@
         <w:rPr>
           <w:sz w:val="21"/>
         </w:rPr>
-        <w:t>$74.9 million in billed revenue is directly at risk from 3,797 rejected claims. A further $127.7 million sits in Pending status awaiting adjudication.</w:t>
+        <w:t>₹</w:t>
+      </w:r>
+      <w:r>
+        <w:rPr>
+          <w:sz w:val="21"/>
+        </w:rPr>
+        <w:t xml:space="preserve">74.9 million in billed revenue is directly at risk from 3,797 rejected claims. A further </w:t>
+      </w:r>
+      <w:r>
+        <w:rPr>
+          <w:sz w:val="21"/>
+        </w:rPr>
+        <w:t>₹</w:t>
+      </w:r>
+      <w:r>
+        <w:rPr>
+          <w:sz w:val="21"/>
+        </w:rPr>
+        <w:t>127.7 million sits in Pending status awaiting adjudication.</w:t>
       </w:r>
     </w:p>
     <w:p>
@@ -543,7 +561,13 @@
               <w:rPr>
                 <w:sz w:val="20"/>
               </w:rPr>
-              <w:t>$521.8 million</w:t>
+              <w:t>₹</w:t>
+            </w:r>
+            <w:r>
+              <w:rPr>
+                <w:sz w:val="20"/>
+              </w:rPr>
+              <w:t>521.8 million</w:t>
             </w:r>
           </w:p>
         </w:tc>
@@ -579,7 +603,13 @@
               <w:rPr>
                 <w:sz w:val="20"/>
               </w:rPr>
-              <w:t>$387.2 million</w:t>
+              <w:t>₹</w:t>
+            </w:r>
+            <w:r>
+              <w:rPr>
+                <w:sz w:val="20"/>
+              </w:rPr>
+              <w:t>387.2 million</w:t>
             </w:r>
           </w:p>
         </w:tc>
@@ -615,7 +645,13 @@
               <w:rPr>
                 <w:sz w:val="20"/>
               </w:rPr>
-              <w:t>$74.9 million</w:t>
+              <w:t>₹</w:t>
+            </w:r>
+            <w:r>
+              <w:rPr>
+                <w:sz w:val="20"/>
+              </w:rPr>
+              <w:t>74.9 million</w:t>
             </w:r>
           </w:p>
         </w:tc>
@@ -651,7 +687,13 @@
               <w:rPr>
                 <w:sz w:val="20"/>
               </w:rPr>
-              <w:t>$127.7 million</w:t>
+              <w:t>₹</w:t>
+            </w:r>
+            <w:r>
+              <w:rPr>
+                <w:sz w:val="20"/>
+              </w:rPr>
+              <w:t>127.7 million</w:t>
             </w:r>
           </w:p>
         </w:tc>
@@ -687,7 +729,13 @@
               <w:rPr>
                 <w:sz w:val="20"/>
               </w:rPr>
-              <w:t>$21,364</w:t>
+              <w:t>₹</w:t>
+            </w:r>
+            <w:r>
+              <w:rPr>
+                <w:sz w:val="20"/>
+              </w:rPr>
+              <w:t>21,364</w:t>
             </w:r>
           </w:p>
         </w:tc>
@@ -723,7 +771,13 @@
               <w:rPr>
                 <w:sz w:val="20"/>
               </w:rPr>
-              <w:t>$19,723</w:t>
+              <w:t>₹</w:t>
+            </w:r>
+            <w:r>
+              <w:rPr>
+                <w:sz w:val="20"/>
+              </w:rPr>
+              <w:t>19,723</w:t>
             </w:r>
           </w:p>
         </w:tc>
@@ -968,7 +1022,13 @@
               <w:rPr>
                 <w:sz w:val="20"/>
               </w:rPr>
-              <w:t>$127.7M awaiting insurer decision</w:t>
+              <w:t>₹</w:t>
+            </w:r>
+            <w:r>
+              <w:rPr>
+                <w:sz w:val="20"/>
+              </w:rPr>
+              <w:t>127.7M awaiting insurer decision</w:t>
             </w:r>
           </w:p>
         </w:tc>
@@ -1038,7 +1098,13 @@
               <w:rPr>
                 <w:sz w:val="20"/>
               </w:rPr>
-              <w:t>$74.9M direct revenue loss</w:t>
+              <w:t>₹</w:t>
+            </w:r>
+            <w:r>
+              <w:rPr>
+                <w:sz w:val="20"/>
+              </w:rPr>
+              <w:t>74.9M direct revenue loss</w:t>
             </w:r>
           </w:p>
         </w:tc>
@@ -2175,361 +2241,10 @@
         </w:rPr>
         <w:t>** Claim model uses 10 pre-adjudication features only. The approved_amount column was excluded (target leakage — it encodes the adjudication decision itself). 55% is the honest ceiling on synthetic data; production billing systems with coding history typically achieve 70–85%.</w:t>
       </w:r>
-    </w:p>
-    <w:p>
-      <w:pPr>
-        <w:pStyle w:val="Heading2"/>
-        <w:spacing w:after="80"/>
-      </w:pPr>
       <w:r>
-        <w:rPr>
-          <w:color w:val="1F497D"/>
-          <w:sz w:val="24"/>
-        </w:rPr>
-        <w:t>3.2  Business Value of Prediction at Scale</w:t>
+        <w:t xml:space="preserve"> </w:t>
       </w:r>
     </w:p>
-    <w:p>
-      <w:pPr>
-        <w:spacing w:after="80"/>
-        <w:rPr>
-          <w:sz w:val="21"/>
-        </w:rPr>
-      </w:pPr>
-      <w:r>
-        <w:rPr>
-          <w:sz w:val="21"/>
-        </w:rPr>
-        <w:t xml:space="preserve">A claim predictor does not need to be perfect to generate substantial financial value. The table below </w:t>
-      </w:r>
-      <w:proofErr w:type="gramStart"/>
-      <w:r>
-        <w:rPr>
-          <w:sz w:val="21"/>
-        </w:rPr>
-        <w:t>models</w:t>
-      </w:r>
-      <w:proofErr w:type="gramEnd"/>
-      <w:r>
-        <w:rPr>
-          <w:sz w:val="21"/>
-        </w:rPr>
-        <w:t xml:space="preserve"> revenue protection at different recall levels applied to the 3,797 rejected claims identified in this dataset:</w:t>
-      </w:r>
-    </w:p>
-    <w:p>
-      <w:pPr>
-        <w:spacing w:after="80"/>
-      </w:pPr>
-    </w:p>
-    <w:p>
-      <w:pPr>
-        <w:spacing w:after="80"/>
-      </w:pPr>
-    </w:p>
-    <w:tbl>
-      <w:tblPr>
-        <w:tblStyle w:val="TableGrid"/>
-        <w:tblW w:w="0" w:type="auto"/>
-        <w:tblLook w:val="04A0" w:firstRow="1" w:lastRow="0" w:firstColumn="1" w:lastColumn="0" w:noHBand="0" w:noVBand="1"/>
-      </w:tblPr>
-      <w:tblGrid>
-        <w:gridCol w:w="2998"/>
-        <w:gridCol w:w="2341"/>
-        <w:gridCol w:w="1652"/>
-        <w:gridCol w:w="2585"/>
-      </w:tblGrid>
-      <w:tr>
-        <w:tc>
-          <w:tcPr>
-            <w:tcW w:w="3168" w:type="dxa"/>
-            <w:shd w:val="clear" w:color="auto" w:fill="1F497D"/>
-          </w:tcPr>
-          <w:p>
-            <w:pPr>
-              <w:jc w:val="center"/>
-            </w:pPr>
-            <w:r>
-              <w:rPr>
-                <w:b/>
-                <w:color w:val="FFFFFF"/>
-                <w:sz w:val="20"/>
-              </w:rPr>
-              <w:lastRenderedPageBreak/>
-              <w:t>Scenario</w:t>
-            </w:r>
-          </w:p>
-        </w:tc>
-        <w:tc>
-          <w:tcPr>
-            <w:tcW w:w="2448" w:type="dxa"/>
-            <w:shd w:val="clear" w:color="auto" w:fill="1F497D"/>
-          </w:tcPr>
-          <w:p>
-            <w:pPr>
-              <w:jc w:val="center"/>
-            </w:pPr>
-            <w:r>
-              <w:rPr>
-                <w:b/>
-                <w:color w:val="FFFFFF"/>
-                <w:sz w:val="20"/>
-              </w:rPr>
-              <w:t>Claims Intercepted</w:t>
-            </w:r>
-          </w:p>
-        </w:tc>
-        <w:tc>
-          <w:tcPr>
-            <w:tcW w:w="1728" w:type="dxa"/>
-            <w:shd w:val="clear" w:color="auto" w:fill="1F497D"/>
-          </w:tcPr>
-          <w:p>
-            <w:pPr>
-              <w:jc w:val="center"/>
-            </w:pPr>
-            <w:r>
-              <w:rPr>
-                <w:b/>
-                <w:color w:val="FFFFFF"/>
-                <w:sz w:val="20"/>
-              </w:rPr>
-              <w:t>Avg Billed</w:t>
-            </w:r>
-          </w:p>
-        </w:tc>
-        <w:tc>
-          <w:tcPr>
-            <w:tcW w:w="2736" w:type="dxa"/>
-            <w:shd w:val="clear" w:color="auto" w:fill="1F497D"/>
-          </w:tcPr>
-          <w:p>
-            <w:pPr>
-              <w:jc w:val="center"/>
-            </w:pPr>
-            <w:r>
-              <w:rPr>
-                <w:b/>
-                <w:color w:val="FFFFFF"/>
-                <w:sz w:val="20"/>
-              </w:rPr>
-              <w:t>Revenue Protected</w:t>
-            </w:r>
-          </w:p>
-        </w:tc>
-      </w:tr>
-      <w:tr>
-        <w:tc>
-          <w:tcPr>
-            <w:tcW w:w="3168" w:type="dxa"/>
-            <w:shd w:val="clear" w:color="auto" w:fill="FFFFFF"/>
-          </w:tcPr>
-          <w:p>
-            <w:pPr>
-              <w:jc w:val="center"/>
-            </w:pPr>
-            <w:r>
-              <w:rPr>
-                <w:sz w:val="20"/>
-              </w:rPr>
-              <w:t>Conservative (40% recall)</w:t>
-            </w:r>
-          </w:p>
-        </w:tc>
-        <w:tc>
-          <w:tcPr>
-            <w:tcW w:w="2448" w:type="dxa"/>
-            <w:shd w:val="clear" w:color="auto" w:fill="FFFFFF"/>
-          </w:tcPr>
-          <w:p>
-            <w:pPr>
-              <w:jc w:val="center"/>
-            </w:pPr>
-            <w:r>
-              <w:rPr>
-                <w:sz w:val="20"/>
-              </w:rPr>
-              <w:t>1,519</w:t>
-            </w:r>
-          </w:p>
-        </w:tc>
-        <w:tc>
-          <w:tcPr>
-            <w:tcW w:w="1728" w:type="dxa"/>
-            <w:shd w:val="clear" w:color="auto" w:fill="FFFFFF"/>
-          </w:tcPr>
-          <w:p>
-            <w:pPr>
-              <w:jc w:val="center"/>
-            </w:pPr>
-            <w:r>
-              <w:rPr>
-                <w:sz w:val="20"/>
-              </w:rPr>
-              <w:t>$19,723</w:t>
-            </w:r>
-          </w:p>
-        </w:tc>
-        <w:tc>
-          <w:tcPr>
-            <w:tcW w:w="2736" w:type="dxa"/>
-            <w:shd w:val="clear" w:color="auto" w:fill="FFFFFF"/>
-          </w:tcPr>
-          <w:p>
-            <w:pPr>
-              <w:jc w:val="center"/>
-            </w:pPr>
-            <w:r>
-              <w:rPr>
-                <w:sz w:val="20"/>
-              </w:rPr>
-              <w:t>~$30.0M</w:t>
-            </w:r>
-          </w:p>
-        </w:tc>
-      </w:tr>
-      <w:tr>
-        <w:tc>
-          <w:tcPr>
-            <w:tcW w:w="3168" w:type="dxa"/>
-            <w:shd w:val="clear" w:color="auto" w:fill="DCE6F1"/>
-          </w:tcPr>
-          <w:p>
-            <w:pPr>
-              <w:jc w:val="center"/>
-            </w:pPr>
-            <w:r>
-              <w:rPr>
-                <w:sz w:val="20"/>
-              </w:rPr>
-              <w:t>Moderate (60% recall)</w:t>
-            </w:r>
-          </w:p>
-        </w:tc>
-        <w:tc>
-          <w:tcPr>
-            <w:tcW w:w="2448" w:type="dxa"/>
-            <w:shd w:val="clear" w:color="auto" w:fill="DCE6F1"/>
-          </w:tcPr>
-          <w:p>
-            <w:pPr>
-              <w:jc w:val="center"/>
-            </w:pPr>
-            <w:r>
-              <w:rPr>
-                <w:sz w:val="20"/>
-              </w:rPr>
-              <w:t>2,278</w:t>
-            </w:r>
-          </w:p>
-        </w:tc>
-        <w:tc>
-          <w:tcPr>
-            <w:tcW w:w="1728" w:type="dxa"/>
-            <w:shd w:val="clear" w:color="auto" w:fill="DCE6F1"/>
-          </w:tcPr>
-          <w:p>
-            <w:pPr>
-              <w:jc w:val="center"/>
-            </w:pPr>
-            <w:r>
-              <w:rPr>
-                <w:sz w:val="20"/>
-              </w:rPr>
-              <w:t>$19,723</w:t>
-            </w:r>
-          </w:p>
-        </w:tc>
-        <w:tc>
-          <w:tcPr>
-            <w:tcW w:w="2736" w:type="dxa"/>
-            <w:shd w:val="clear" w:color="auto" w:fill="DCE6F1"/>
-          </w:tcPr>
-          <w:p>
-            <w:pPr>
-              <w:jc w:val="center"/>
-            </w:pPr>
-            <w:r>
-              <w:rPr>
-                <w:sz w:val="20"/>
-              </w:rPr>
-              <w:t>~$44.9M</w:t>
-            </w:r>
-          </w:p>
-        </w:tc>
-      </w:tr>
-      <w:tr>
-        <w:tc>
-          <w:tcPr>
-            <w:tcW w:w="3168" w:type="dxa"/>
-            <w:shd w:val="clear" w:color="auto" w:fill="FFFFFF"/>
-          </w:tcPr>
-          <w:p>
-            <w:pPr>
-              <w:jc w:val="center"/>
-            </w:pPr>
-            <w:r>
-              <w:rPr>
-                <w:sz w:val="20"/>
-              </w:rPr>
-              <w:t>Target (80% recall)</w:t>
-            </w:r>
-          </w:p>
-        </w:tc>
-        <w:tc>
-          <w:tcPr>
-            <w:tcW w:w="2448" w:type="dxa"/>
-            <w:shd w:val="clear" w:color="auto" w:fill="FFFFFF"/>
-          </w:tcPr>
-          <w:p>
-            <w:pPr>
-              <w:jc w:val="center"/>
-            </w:pPr>
-            <w:r>
-              <w:rPr>
-                <w:sz w:val="20"/>
-              </w:rPr>
-              <w:t>3,037</w:t>
-            </w:r>
-          </w:p>
-        </w:tc>
-        <w:tc>
-          <w:tcPr>
-            <w:tcW w:w="1728" w:type="dxa"/>
-            <w:shd w:val="clear" w:color="auto" w:fill="FFFFFF"/>
-          </w:tcPr>
-          <w:p>
-            <w:pPr>
-              <w:jc w:val="center"/>
-            </w:pPr>
-            <w:r>
-              <w:rPr>
-                <w:sz w:val="20"/>
-              </w:rPr>
-              <w:t>$19,723</w:t>
-            </w:r>
-          </w:p>
-        </w:tc>
-        <w:tc>
-          <w:tcPr>
-            <w:tcW w:w="2736" w:type="dxa"/>
-            <w:shd w:val="clear" w:color="auto" w:fill="FFFFFF"/>
-          </w:tcPr>
-          <w:p>
-            <w:pPr>
-              <w:jc w:val="center"/>
-            </w:pPr>
-            <w:r>
-              <w:rPr>
-                <w:sz w:val="20"/>
-              </w:rPr>
-              <w:t>~$59.9M</w:t>
-            </w:r>
-          </w:p>
-        </w:tc>
-      </w:tr>
-    </w:tbl>
-    <w:p/>
     <w:p>
       <w:pPr>
         <w:spacing w:after="120"/>
@@ -2539,7 +2254,21 @@
           <w:b/>
           <w:sz w:val="21"/>
         </w:rPr>
-        <w:t>A conservative deployment protecting 40% of rejected claims would intercept approximately $30 million in revenue leakage per 25,000 visits.</w:t>
+        <w:t xml:space="preserve">A conservative deployment protecting 40% of rejected claims would intercept approximately </w:t>
+      </w:r>
+      <w:r>
+        <w:rPr>
+          <w:b/>
+          <w:sz w:val="21"/>
+        </w:rPr>
+        <w:t>₹</w:t>
+      </w:r>
+      <w:r>
+        <w:rPr>
+          <w:b/>
+          <w:sz w:val="21"/>
+        </w:rPr>
+        <w:t>30 million in revenue leakage per 25,000 visits.</w:t>
       </w:r>
     </w:p>
     <w:p>
@@ -2552,7 +2281,21 @@
           <w:color w:val="1F497D"/>
           <w:sz w:val="24"/>
         </w:rPr>
-        <w:t>3.3  System Architecture Overview</w:t>
+        <w:t>3.</w:t>
+      </w:r>
+      <w:r>
+        <w:rPr>
+          <w:color w:val="1F497D"/>
+          <w:sz w:val="24"/>
+        </w:rPr>
+        <w:t>2</w:t>
+      </w:r>
+      <w:r>
+        <w:rPr>
+          <w:color w:val="1F497D"/>
+          <w:sz w:val="24"/>
+        </w:rPr>
+        <w:t xml:space="preserve">  System Architecture Overview</w:t>
       </w:r>
     </w:p>
     <w:tbl>
@@ -2692,6 +2435,7 @@
               <w:rPr>
                 <w:sz w:val="20"/>
               </w:rPr>
+              <w:lastRenderedPageBreak/>
               <w:t>2 — Analytics</w:t>
             </w:r>
           </w:p>
@@ -3007,7 +2751,19 @@
         <w:rPr>
           <w:sz w:val="21"/>
         </w:rPr>
-        <w:t>Apply the claim model to all 6,263 pending claims to prioritise follow-up. The $127.7M in pending status represents the highest near-term cash flow opportunity.</w:t>
+        <w:t xml:space="preserve">Apply the claim model to all 6,263 pending claims to prioritise follow-up. The </w:t>
+      </w:r>
+      <w:r>
+        <w:rPr>
+          <w:sz w:val="21"/>
+        </w:rPr>
+        <w:t>₹</w:t>
+      </w:r>
+      <w:r>
+        <w:rPr>
+          <w:sz w:val="21"/>
+        </w:rPr>
+        <w:t>127.7M in pending status represents the highest near-term cash flow opportunity.</w:t>
       </w:r>
     </w:p>
     <w:p>
@@ -3091,7 +2847,6 @@
           <w:b/>
           <w:sz w:val="21"/>
         </w:rPr>
-        <w:lastRenderedPageBreak/>
         <w:t xml:space="preserve">Automated drift monitoring: </w:t>
       </w:r>
       <w:r>
@@ -3163,6 +2918,7 @@
           <w:b/>
           <w:sz w:val="21"/>
         </w:rPr>
+        <w:lastRenderedPageBreak/>
         <w:t xml:space="preserve">Multi-hospital SaaS: </w:t>
       </w:r>
       <w:r>
@@ -3476,7 +3232,43 @@
         <w:rPr>
           <w:sz w:val="21"/>
         </w:rPr>
-        <w:t>The Hospital Operations and Revenue Risk Intelligence Platform demonstrates that a well-governed AI system can deliver measurable financial impact in healthcare revenue cycle management. With $74.9 million in directly rejected claims and $127.7 million in pending adjudication across 25,000 visits, even a moderate AI-assisted interception rate of 60% would protect approximately $45 million per billing cycle.</w:t>
+        <w:t xml:space="preserve">The Hospital Operations and Revenue Risk Intelligence Platform demonstrates that a well-governed AI system can deliver measurable financial impact in healthcare revenue cycle management. With </w:t>
+      </w:r>
+      <w:r>
+        <w:rPr>
+          <w:sz w:val="21"/>
+        </w:rPr>
+        <w:t>₹</w:t>
+      </w:r>
+      <w:r>
+        <w:rPr>
+          <w:sz w:val="21"/>
+        </w:rPr>
+        <w:t xml:space="preserve">74.9 million in directly rejected claims and </w:t>
+      </w:r>
+      <w:r>
+        <w:rPr>
+          <w:sz w:val="21"/>
+        </w:rPr>
+        <w:t>₹</w:t>
+      </w:r>
+      <w:r>
+        <w:rPr>
+          <w:sz w:val="21"/>
+        </w:rPr>
+        <w:t xml:space="preserve">127.7 million in pending adjudication across 25,000 visits, even a moderate AI-assisted interception rate of 60% would protect approximately </w:t>
+      </w:r>
+      <w:r>
+        <w:rPr>
+          <w:sz w:val="21"/>
+        </w:rPr>
+        <w:t>₹</w:t>
+      </w:r>
+      <w:r>
+        <w:rPr>
+          <w:sz w:val="21"/>
+        </w:rPr>
+        <w:t>45 million per billing cycle.</w:t>
       </w:r>
     </w:p>
     <w:p>
